--- a/django_hr/documents/templates/CONTRAT DE TRAVAIL OUVRIERS CDD 06 MOIS 2025.docx
+++ b/django_hr/documents/templates/CONTRAT DE TRAVAIL OUVRIERS CDD 06 MOIS 2025.docx
@@ -256,26 +256,32 @@
         <w:t>, 102 Antananarivo, représentée</w:t>
       </w:r>
       <w:r>
-        <w:t xml:space="preserve"> par M. </w:t>
-      </w:r>
-      <w:r>
-        <w:rPr>
-          <w:b/>
-        </w:rPr>
-        <w:t>Lahsen MOUZOUNI</w:t>
-      </w:r>
-      <w:r>
-        <w:t xml:space="preserve">, </w:t>
-      </w:r>
-      <w:r>
-        <w:rPr>
-          <w:b/>
-        </w:rPr>
-        <w:t>Co-gérant</w:t>
-      </w:r>
-      <w:r>
+        <w:t xml:space="preserve"> par </w:t>
+      </w:r>
+      <w:r>
+        <w:t xml:space="preserve">Madame </w:t>
+      </w:r>
+      <w:r>
+        <w:rPr>
+          <w:b/>
+          <w:bCs/>
+        </w:rPr>
+        <w:t>Malgorzata DOMBROWSKA</w:t>
+      </w:r>
+      <w:r>
+        <w:rPr>
+          <w:b/>
+          <w:bCs/>
+        </w:rPr>
         <w:t>,</w:t>
       </w:r>
+      <w:r>
+        <w:rPr>
+          <w:b/>
+          <w:bCs/>
+        </w:rPr>
+        <w:t xml:space="preserve"> Gérante Statutaire</w:t>
+      </w:r>
     </w:p>
     <w:p>
       <w:pPr>
@@ -354,7 +360,69 @@
         <w:rPr>
           <w:b/>
         </w:rPr>
-        <w:t xml:space="preserve">Nom et Prénom </w:t>
+        <w:fldChar w:fldCharType="begin"/>
+      </w:r>
+      <w:r>
+        <w:rPr>
+          <w:b/>
+        </w:rPr>
+        <w:instrText xml:space="preserve"> MERGEFIELD Nom </w:instrText>
+      </w:r>
+      <w:r>
+        <w:rPr>
+          <w:b/>
+        </w:rPr>
+        <w:fldChar w:fldCharType="separate"/>
+      </w:r>
+      <w:r>
+        <w:rPr>
+          <w:b/>
+          <w:noProof/>
+        </w:rPr>
+        <w:t>RAZANAMALALA</w:t>
+      </w:r>
+      <w:r>
+        <w:rPr>
+          <w:b/>
+        </w:rPr>
+        <w:fldChar w:fldCharType="end"/>
+      </w:r>
+      <w:r>
+        <w:rPr>
+          <w:b/>
+        </w:rPr>
+        <w:t xml:space="preserve"> </w:t>
+      </w:r>
+      <w:r>
+        <w:rPr>
+          <w:b/>
+        </w:rPr>
+        <w:fldChar w:fldCharType="begin"/>
+      </w:r>
+      <w:r>
+        <w:rPr>
+          <w:b/>
+        </w:rPr>
+        <w:instrText xml:space="preserve"> MERGEFIELD Prénom </w:instrText>
+      </w:r>
+      <w:r>
+        <w:rPr>
+          <w:b/>
+        </w:rPr>
+        <w:fldChar w:fldCharType="separate"/>
+      </w:r>
+      <w:r>
+        <w:rPr>
+          <w:b/>
+          <w:noProof/>
+        </w:rPr>
+        <w:t>Sandra</w:t>
+      </w:r>
+      <w:r>
+        <w:rPr>
+          <w:b/>
+        </w:rPr>
+        <w:fldChar w:fldCharType="end"/>
       </w:r>
       <w:r>
         <w:rPr>
@@ -375,474 +443,891 @@
         <w:t xml:space="preserve"> </w:t>
       </w:r>
       <w:r>
+        <w:fldChar w:fldCharType="begin"/>
+      </w:r>
+      <w:r>
+        <w:instrText xml:space="preserve"> MERGEFIELD D_naiss_en_lettres </w:instrText>
+      </w:r>
+      <w:r>
+        <w:fldChar w:fldCharType="separate"/>
+      </w:r>
+      <w:r>
+        <w:rPr>
+          <w:noProof/>
+        </w:rPr>
+        <w:t>19 mars 1994</w:t>
+      </w:r>
+      <w:r>
+        <w:rPr>
+          <w:noProof/>
+        </w:rPr>
+        <w:fldChar w:fldCharType="end"/>
+      </w:r>
+      <w:r>
+        <w:t xml:space="preserve"> </w:t>
+      </w:r>
+      <w:r>
+        <w:t>à</w:t>
+      </w:r>
+      <w:r>
+        <w:rPr>
+          <w:b/>
+        </w:rPr>
+        <w:t xml:space="preserve"> </w:t>
+      </w:r>
+      <w:r>
+        <w:rPr>
+          <w:b/>
+        </w:rPr>
+        <w:fldChar w:fldCharType="begin"/>
+      </w:r>
+      <w:r>
+        <w:rPr>
+          <w:b/>
+        </w:rPr>
+        <w:instrText xml:space="preserve"> MERGEFIELD Lieu_de_Naissance </w:instrText>
+      </w:r>
+      <w:r>
+        <w:rPr>
+          <w:b/>
+        </w:rPr>
+        <w:fldChar w:fldCharType="separate"/>
+      </w:r>
+      <w:r>
+        <w:rPr>
+          <w:b/>
+          <w:noProof/>
+        </w:rPr>
+        <w:t>Sakambahiny Bemasoandro</w:t>
+      </w:r>
+      <w:r>
+        <w:rPr>
+          <w:b/>
+        </w:rPr>
+        <w:fldChar w:fldCharType="end"/>
+      </w:r>
+      <w:r>
+        <w:rPr>
+          <w:b/>
+        </w:rPr>
+        <w:t xml:space="preserve"> </w:t>
+      </w:r>
+      <w:r>
+        <w:t>domicilié</w:t>
+      </w:r>
+      <w:r>
+        <w:t xml:space="preserve"> au</w:t>
+      </w:r>
+      <w:r>
+        <w:rPr>
+          <w:b/>
+        </w:rPr>
+        <w:t xml:space="preserve"> </w:t>
+      </w:r>
+      <w:r>
+        <w:rPr>
+          <w:b/>
+        </w:rPr>
+        <w:fldChar w:fldCharType="begin"/>
+      </w:r>
+      <w:r>
+        <w:rPr>
+          <w:b/>
+        </w:rPr>
+        <w:instrText xml:space="preserve"> MERGEFIELD Adresse </w:instrText>
+      </w:r>
+      <w:r>
+        <w:rPr>
+          <w:b/>
+        </w:rPr>
+        <w:fldChar w:fldCharType="separate"/>
+      </w:r>
+      <w:r>
+        <w:rPr>
+          <w:b/>
+          <w:noProof/>
+        </w:rPr>
+        <w:t>Lot IT U 41 bis - Andranonahoatra</w:t>
+      </w:r>
+      <w:r>
+        <w:rPr>
+          <w:b/>
+        </w:rPr>
+        <w:fldChar w:fldCharType="end"/>
+      </w:r>
+      <w:r>
+        <w:t>, titulaire de la</w:t>
+      </w:r>
+      <w:r>
+        <w:t xml:space="preserve"> CIN n</w:t>
+      </w:r>
+      <w:r>
+        <w:rPr>
+          <w:b/>
+        </w:rPr>
+        <w:t>°</w:t>
+      </w:r>
+      <w:r>
+        <w:rPr>
+          <w:b/>
+        </w:rPr>
+        <w:t xml:space="preserve"> </w:t>
+      </w:r>
+      <w:r>
+        <w:rPr>
+          <w:b/>
+        </w:rPr>
+        <w:fldChar w:fldCharType="begin"/>
+      </w:r>
+      <w:r>
+        <w:rPr>
+          <w:b/>
+        </w:rPr>
+        <w:instrText xml:space="preserve"> MERGEFIELD CIN </w:instrText>
+      </w:r>
+      <w:r>
+        <w:rPr>
+          <w:b/>
+        </w:rPr>
+        <w:fldChar w:fldCharType="separate"/>
+      </w:r>
+      <w:r>
+        <w:rPr>
+          <w:b/>
+          <w:noProof/>
+        </w:rPr>
+        <w:t>117032017870</w:t>
+      </w:r>
+      <w:r>
+        <w:rPr>
+          <w:b/>
+        </w:rPr>
+        <w:fldChar w:fldCharType="end"/>
+      </w:r>
+      <w:r>
+        <w:t xml:space="preserve">, délivrée </w:t>
+      </w:r>
+      <w:r>
+        <w:t xml:space="preserve"> le </w:t>
+      </w:r>
+      <w:r>
+        <w:rPr>
+          <w:b/>
+        </w:rPr>
+        <w:t xml:space="preserve"> </w:t>
+      </w:r>
+      <w:r>
+        <w:rPr>
+          <w:b/>
+        </w:rPr>
+        <w:fldChar w:fldCharType="begin"/>
+      </w:r>
+      <w:r>
+        <w:rPr>
+          <w:b/>
+        </w:rPr>
+        <w:instrText xml:space="preserve"> MERGEFIELD D_CIN_en_Lettr </w:instrText>
+      </w:r>
+      <w:r>
+        <w:rPr>
+          <w:b/>
+        </w:rPr>
+        <w:fldChar w:fldCharType="separate"/>
+      </w:r>
+      <w:r>
+        <w:rPr>
+          <w:b/>
+          <w:noProof/>
+        </w:rPr>
+        <w:t>29 juillet 2013</w:t>
+      </w:r>
+      <w:r>
+        <w:rPr>
+          <w:b/>
+        </w:rPr>
+        <w:fldChar w:fldCharType="end"/>
+      </w:r>
+      <w:r>
+        <w:t>,</w:t>
+      </w:r>
+      <w:r>
+        <w:t xml:space="preserve"> à</w:t>
+      </w:r>
+      <w:r>
+        <w:t xml:space="preserve"> </w:t>
+      </w:r>
+      <w:r>
+        <w:rPr>
+          <w:b/>
+        </w:rPr>
+        <w:t xml:space="preserve"> </w:t>
+      </w:r>
+      <w:r>
+        <w:rPr>
+          <w:b/>
+        </w:rPr>
+        <w:fldChar w:fldCharType="begin"/>
+      </w:r>
+      <w:r>
+        <w:rPr>
+          <w:b/>
+        </w:rPr>
+        <w:instrText xml:space="preserve"> MERGEFIELD Lieu_CIN </w:instrText>
+      </w:r>
+      <w:r>
+        <w:rPr>
+          <w:b/>
+        </w:rPr>
+        <w:fldChar w:fldCharType="separate"/>
+      </w:r>
+      <w:r>
+        <w:rPr>
+          <w:b/>
+          <w:noProof/>
+        </w:rPr>
+        <w:t>Andranonahoatra</w:t>
+      </w:r>
+      <w:r>
+        <w:rPr>
+          <w:b/>
+        </w:rPr>
+        <w:fldChar w:fldCharType="end"/>
+      </w:r>
+      <w:r>
+        <w:rPr>
+          <w:b/>
+        </w:rPr>
+        <w:t>.</w:t>
+      </w:r>
+      <w:r>
+        <w:t xml:space="preserve"> </w:t>
+      </w:r>
+    </w:p>
+    <w:p>
+      <w:pPr>
+        <w:spacing w:after="0"/>
+        <w:ind w:left="3540" w:firstLine="708"/>
+        <w:jc w:val="both"/>
+      </w:pPr>
+      <w:r>
+        <w:t xml:space="preserve">Ci-après désigné(e) « L’employé(e) » d’autre part, </w:t>
+      </w:r>
+    </w:p>
+    <w:p>
+      <w:pPr>
+        <w:spacing w:after="0"/>
+        <w:ind w:left="3540" w:firstLine="708"/>
+        <w:jc w:val="both"/>
+      </w:pPr>
+    </w:p>
+    <w:p>
+      <w:pPr>
+        <w:spacing w:after="0"/>
+        <w:jc w:val="both"/>
+      </w:pPr>
+      <w:r>
+        <w:t xml:space="preserve"> </w:t>
+      </w:r>
+      <w:r>
+        <w:t xml:space="preserve">Il a été convenu de </w:t>
+      </w:r>
+      <w:r>
+        <w:t>ce qui suit :</w:t>
+      </w:r>
+    </w:p>
+    <w:p>
+      <w:pPr>
+        <w:spacing w:after="0"/>
+        <w:jc w:val="both"/>
+      </w:pPr>
+    </w:p>
+    <w:p>
+      <w:pPr>
+        <w:spacing w:after="0"/>
+        <w:jc w:val="both"/>
+        <w:rPr>
+          <w:b/>
+        </w:rPr>
+      </w:pPr>
+      <w:r>
+        <w:rPr>
+          <w:u w:val="single"/>
+        </w:rPr>
+        <w:t>Article 1 :</w:t>
+      </w:r>
+      <w:r>
+        <w:t xml:space="preserve"> </w:t>
+      </w:r>
+      <w:r>
+        <w:rPr>
+          <w:b/>
+        </w:rPr>
+        <w:fldChar w:fldCharType="begin"/>
+      </w:r>
+      <w:r>
+        <w:rPr>
+          <w:b/>
+        </w:rPr>
+        <w:instrText xml:space="preserve"> MERGEFIELD Nom </w:instrText>
+      </w:r>
+      <w:r>
+        <w:rPr>
+          <w:b/>
+        </w:rPr>
+        <w:fldChar w:fldCharType="separate"/>
+      </w:r>
+      <w:r>
+        <w:rPr>
+          <w:b/>
+          <w:noProof/>
+        </w:rPr>
+        <w:t>RAZANAMALALA</w:t>
+      </w:r>
+      <w:r>
+        <w:rPr>
+          <w:b/>
+        </w:rPr>
+        <w:fldChar w:fldCharType="end"/>
+      </w:r>
+      <w:r>
+        <w:rPr>
+          <w:b/>
+        </w:rPr>
+        <w:t xml:space="preserve"> </w:t>
+      </w:r>
+      <w:r>
+        <w:rPr>
+          <w:b/>
+        </w:rPr>
+        <w:fldChar w:fldCharType="begin"/>
+      </w:r>
+      <w:r>
+        <w:rPr>
+          <w:b/>
+        </w:rPr>
+        <w:instrText xml:space="preserve"> MERGEFIELD Prénom </w:instrText>
+      </w:r>
+      <w:r>
+        <w:rPr>
+          <w:b/>
+        </w:rPr>
+        <w:fldChar w:fldCharType="separate"/>
+      </w:r>
+      <w:r>
+        <w:rPr>
+          <w:b/>
+          <w:noProof/>
+        </w:rPr>
+        <w:t>Sandra</w:t>
+      </w:r>
+      <w:r>
+        <w:rPr>
+          <w:b/>
+        </w:rPr>
+        <w:fldChar w:fldCharType="end"/>
+      </w:r>
+      <w:r>
+        <w:rPr>
+          <w:b/>
+        </w:rPr>
+        <w:t xml:space="preserve"> </w:t>
+      </w:r>
+      <w:r>
+        <w:t>est engagé</w:t>
+      </w:r>
+      <w:r>
+        <w:t>(e)</w:t>
+      </w:r>
+      <w:r>
+        <w:t xml:space="preserve">  par la société</w:t>
+      </w:r>
+      <w:r>
+        <w:t xml:space="preserve"> en qualité de  </w:t>
+      </w:r>
+      <w:r>
+        <w:rPr>
+          <w:b/>
+        </w:rPr>
+        <w:fldChar w:fldCharType="begin"/>
+      </w:r>
+      <w:r>
+        <w:rPr>
+          <w:b/>
+        </w:rPr>
+        <w:instrText xml:space="preserve"> MERGEFIELD Fonction </w:instrText>
+      </w:r>
+      <w:r>
+        <w:rPr>
+          <w:b/>
+        </w:rPr>
+        <w:fldChar w:fldCharType="separate"/>
+      </w:r>
+      <w:r>
+        <w:rPr>
+          <w:b/>
+          <w:noProof/>
+        </w:rPr>
+        <w:t>Machiniste</w:t>
+      </w:r>
+      <w:r>
+        <w:rPr>
+          <w:b/>
+        </w:rPr>
+        <w:fldChar w:fldCharType="end"/>
+      </w:r>
+      <w:r>
+        <w:rPr>
+          <w:b/>
+        </w:rPr>
+        <w:t xml:space="preserve"> </w:t>
+      </w:r>
+      <w:r>
+        <w:t xml:space="preserve"> </w:t>
+      </w:r>
+      <w:r>
+        <w:t>sous le matricule </w:t>
+      </w:r>
+      <w:r>
+        <w:rPr>
+          <w:b/>
+        </w:rPr>
+        <w:fldChar w:fldCharType="begin"/>
+      </w:r>
+      <w:r>
+        <w:rPr>
+          <w:b/>
+        </w:rPr>
+        <w:instrText xml:space="preserve"> MERGEFIELD Matricule </w:instrText>
+      </w:r>
+      <w:r>
+        <w:rPr>
+          <w:b/>
+        </w:rPr>
+        <w:fldChar w:fldCharType="separate"/>
+      </w:r>
+      <w:r>
+        <w:rPr>
+          <w:b/>
+          <w:noProof/>
+        </w:rPr>
+        <w:t>006278</w:t>
+      </w:r>
+      <w:r>
+        <w:rPr>
+          <w:b/>
+        </w:rPr>
+        <w:fldChar w:fldCharType="end"/>
+      </w:r>
+      <w:r>
+        <w:rPr>
+          <w:b/>
+          <w:noProof/>
+        </w:rPr>
+        <w:t>,</w:t>
+      </w:r>
+      <w:r>
+        <w:t xml:space="preserve"> salaire</w:t>
+      </w:r>
+      <w:r>
+        <w:t xml:space="preserve"> de base</w:t>
+      </w:r>
+      <w:r>
+        <w:t xml:space="preserve"> d’</w:t>
+      </w:r>
+      <w:r>
+        <w:t xml:space="preserve">Ariary </w:t>
+      </w:r>
+      <w:r>
+        <w:rPr>
+          <w:b/>
+        </w:rPr>
+        <w:fldChar w:fldCharType="begin"/>
+      </w:r>
+      <w:r>
+        <w:rPr>
+          <w:b/>
+        </w:rPr>
+        <w:instrText xml:space="preserve"> MERGEFIELD SALAIRE_DE_BASE </w:instrText>
+      </w:r>
+      <w:r>
+        <w:rPr>
+          <w:b/>
+        </w:rPr>
+        <w:instrText>\# « #,00 »</w:instrText>
+      </w:r>
+      <w:r>
+        <w:rPr>
+          <w:b/>
+        </w:rPr>
+        <w:fldChar w:fldCharType="separate"/>
+      </w:r>
+      <w:r>
+        <w:rPr>
+          <w:b/>
+          <w:noProof/>
+        </w:rPr>
+        <w:t xml:space="preserve"> </w:t>
+      </w:r>
+      <w:r>
+        <w:rPr>
+          <w:b/>
+          <w:noProof/>
+        </w:rPr>
+        <w:t>309500,00</w:t>
+      </w:r>
+      <w:r>
+        <w:rPr>
+          <w:b/>
+          <w:noProof/>
+        </w:rPr>
+        <w:t xml:space="preserve"> </w:t>
+      </w:r>
+      <w:r>
+        <w:rPr>
+          <w:b/>
+        </w:rPr>
+        <w:fldChar w:fldCharType="end"/>
+      </w:r>
+      <w:r>
+        <w:t>,</w:t>
+      </w:r>
+      <w:r>
+        <w:t xml:space="preserve"> catégorie</w:t>
+      </w:r>
+      <w:r>
+        <w:t xml:space="preserve"> professionnelle  </w:t>
+      </w:r>
+      <w:r>
+        <w:rPr>
+          <w:b/>
+        </w:rPr>
+        <w:fldChar w:fldCharType="begin"/>
+      </w:r>
+      <w:r>
+        <w:rPr>
+          <w:b/>
+        </w:rPr>
+        <w:instrText xml:space="preserve"> MERGEFIELD Class </w:instrText>
+      </w:r>
+      <w:r>
+        <w:rPr>
+          <w:b/>
+        </w:rPr>
+        <w:fldChar w:fldCharType="separate"/>
+      </w:r>
+      <w:r>
+        <w:rPr>
+          <w:b/>
+          <w:noProof/>
+        </w:rPr>
+        <w:t>OS1</w:t>
+      </w:r>
+      <w:r>
+        <w:rPr>
+          <w:b/>
+        </w:rPr>
+        <w:fldChar w:fldCharType="end"/>
+      </w:r>
+      <w:r>
+        <w:rPr>
+          <w:b/>
+        </w:rPr>
+        <w:t xml:space="preserve"> </w:t>
+      </w:r>
+      <w:r>
+        <w:t>à compter</w:t>
+      </w:r>
+      <w:r>
+        <w:t xml:space="preserve"> du</w:t>
+      </w:r>
+      <w:r>
+        <w:rPr>
+          <w:b/>
+        </w:rPr>
+        <w:t xml:space="preserve"> </w:t>
+      </w:r>
+      <w:r>
+        <w:rPr>
+          <w:b/>
+        </w:rPr>
+        <w:fldChar w:fldCharType="begin"/>
+      </w:r>
+      <w:r>
+        <w:rPr>
+          <w:b/>
+        </w:rPr>
+        <w:instrText xml:space="preserve"> MERGEFIELD DE_en_LETTRES </w:instrText>
+      </w:r>
+      <w:r>
+        <w:rPr>
+          <w:b/>
+        </w:rPr>
+        <w:fldChar w:fldCharType="separate"/>
+      </w:r>
+      <w:r>
+        <w:rPr>
+          <w:b/>
+          <w:noProof/>
+        </w:rPr>
+        <w:t>04 juin 2026</w:t>
+      </w:r>
+      <w:r>
+        <w:rPr>
+          <w:b/>
+        </w:rPr>
+        <w:fldChar w:fldCharType="end"/>
+      </w:r>
+      <w:r>
+        <w:t>.</w:t>
+      </w:r>
+    </w:p>
+    <w:p>
+      <w:pPr>
+        <w:spacing w:after="0"/>
+        <w:jc w:val="both"/>
+      </w:pPr>
+      <w:r>
+        <w:t xml:space="preserve">  </w:t>
+      </w:r>
+    </w:p>
+    <w:p>
+      <w:pPr>
+        <w:spacing w:after="0"/>
+        <w:jc w:val="both"/>
+      </w:pPr>
+      <w:r>
+        <w:rPr>
+          <w:u w:val="single"/>
+        </w:rPr>
+        <w:t>Article 2 :</w:t>
+      </w:r>
+      <w:r>
+        <w:t xml:space="preserve"> </w:t>
+      </w:r>
+      <w:r>
+        <w:t xml:space="preserve">Le lieu de travail est Antananarivo. </w:t>
+      </w:r>
+      <w:r>
+        <w:t xml:space="preserve">Toutefois, </w:t>
+      </w:r>
+      <w:r>
+        <w:t>le lieu d’emploi peut être transféré dans tout autre lieu où la société exerce une de ses activités, et cela sans changement des conditions de travail.</w:t>
+      </w:r>
+    </w:p>
+    <w:p>
+      <w:pPr>
+        <w:spacing w:after="0"/>
+        <w:jc w:val="both"/>
+      </w:pPr>
+      <w:r>
+        <w:t xml:space="preserve">Toute demande d’affectation pour convenance personnelle est irrecevable. </w:t>
+      </w:r>
+    </w:p>
+    <w:p>
+      <w:pPr>
+        <w:spacing w:after="0"/>
+        <w:jc w:val="both"/>
+      </w:pPr>
+    </w:p>
+    <w:p>
+      <w:pPr>
+        <w:spacing w:after="0"/>
+        <w:jc w:val="both"/>
+      </w:pPr>
+      <w:r>
+        <w:rPr>
+          <w:u w:val="single"/>
+        </w:rPr>
+        <w:t>Article 3 :</w:t>
+      </w:r>
+      <w:r>
+        <w:t xml:space="preserve"> </w:t>
+      </w:r>
+      <w:r>
+        <w:t xml:space="preserve">Le présent contrat est conclu pour une durée </w:t>
+      </w:r>
+      <w:r>
+        <w:t>déterminée de six (06) mois</w:t>
+      </w:r>
+      <w:r>
+        <w:t xml:space="preserve"> renouvelable</w:t>
+      </w:r>
+      <w:r>
+        <w:t xml:space="preserve"> allant du  </w:t>
+      </w:r>
+      <w:r>
+        <w:rPr>
+          <w:b/>
+        </w:rPr>
+        <w:fldChar w:fldCharType="begin"/>
+      </w:r>
+      <w:r>
+        <w:rPr>
+          <w:b/>
+        </w:rPr>
+        <w:instrText xml:space="preserve"> MERGEFIELD DE_en_LETTRES </w:instrText>
+      </w:r>
+      <w:r>
+        <w:rPr>
+          <w:b/>
+        </w:rPr>
+        <w:fldChar w:fldCharType="separate"/>
+      </w:r>
+      <w:r>
+        <w:rPr>
+          <w:b/>
+          <w:noProof/>
+        </w:rPr>
+        <w:t>04 juin 2026</w:t>
+      </w:r>
+      <w:r>
+        <w:rPr>
+          <w:b/>
+        </w:rPr>
+        <w:fldChar w:fldCharType="end"/>
+      </w:r>
+      <w:r>
+        <w:rPr>
+          <w:b/>
+        </w:rPr>
+        <w:t xml:space="preserve"> </w:t>
+      </w:r>
+      <w:r>
+        <w:t>au</w:t>
+      </w:r>
+      <w:r>
+        <w:rPr>
+          <w:b/>
+        </w:rPr>
+        <w:t xml:space="preserve"> </w:t>
+      </w:r>
+      <w:r>
+        <w:rPr>
+          <w:b/>
+        </w:rPr>
+        <w:fldChar w:fldCharType="begin"/>
+      </w:r>
+      <w:r>
+        <w:rPr>
+          <w:b/>
+        </w:rPr>
+        <w:instrText xml:space="preserve"> MERGEFIELD D_Fin_6_en_lettres </w:instrText>
+      </w:r>
+      <w:r>
+        <w:rPr>
+          <w:b/>
+        </w:rPr>
+        <w:fldChar w:fldCharType="separate"/>
+      </w:r>
+      <w:r>
+        <w:rPr>
+          <w:b/>
+          <w:noProof/>
+        </w:rPr>
+        <w:t>04 décembre 2026</w:t>
+      </w:r>
+      <w:r>
+        <w:rPr>
+          <w:b/>
+        </w:rPr>
+        <w:fldChar w:fldCharType="end"/>
+      </w:r>
+      <w:r>
+        <w:t>.</w:t>
+      </w:r>
+    </w:p>
+    <w:p>
+      <w:pPr>
+        <w:spacing w:after="0"/>
+        <w:jc w:val="both"/>
+      </w:pPr>
+      <w:r>
+        <w:t>Toutefois l’employé est soumis à une période d’essai de trois (</w:t>
+      </w:r>
+      <w:r>
+        <w:t>0</w:t>
+      </w:r>
+      <w:r>
+        <w:t xml:space="preserve">3) mois, à compter de la date d’engagement, allant </w:t>
+      </w:r>
+      <w:r>
+        <w:rPr>
+          <w:b/>
+        </w:rPr>
+        <w:fldChar w:fldCharType="begin"/>
+      </w:r>
+      <w:r>
+        <w:rPr>
+          <w:b/>
+        </w:rPr>
+        <w:instrText xml:space="preserve"> MERGEFIELD DE_en_LETTRES </w:instrText>
+      </w:r>
+      <w:r>
+        <w:rPr>
+          <w:b/>
+        </w:rPr>
+        <w:fldChar w:fldCharType="separate"/>
+      </w:r>
+      <w:r>
+        <w:rPr>
+          <w:b/>
+          <w:noProof/>
+        </w:rPr>
+        <w:t>04 juin 2026</w:t>
+      </w:r>
+      <w:r>
+        <w:rPr>
+          <w:b/>
+        </w:rPr>
+        <w:fldChar w:fldCharType="end"/>
+      </w:r>
+      <w:r>
+        <w:rPr>
+          <w:b/>
+        </w:rPr>
+        <w:t xml:space="preserve"> </w:t>
+      </w:r>
+      <w:r>
+        <w:t>au</w:t>
+      </w:r>
+      <w:r>
+        <w:t xml:space="preserve"> </w:t>
+      </w:r>
+      <w:r>
         <w:rPr>
           <w:b/>
           <w:bCs/>
         </w:rPr>
-        <w:t>Date de naissance</w:t>
-      </w:r>
-      <w:r>
-        <w:t xml:space="preserve"> </w:t>
-      </w:r>
-      <w:r>
-        <w:t>à</w:t>
-      </w:r>
-      <w:r>
-        <w:rPr>
-          <w:b/>
-        </w:rPr>
-        <w:t xml:space="preserve"> </w:t>
-      </w:r>
-      <w:r>
-        <w:rPr>
-          <w:b/>
-        </w:rPr>
-        <w:t xml:space="preserve">Lieu de naissance </w:t>
-      </w:r>
-      <w:r>
-        <w:t>domicilié</w:t>
-      </w:r>
-      <w:r>
-        <w:t xml:space="preserve"> au</w:t>
-      </w:r>
-      <w:r>
-        <w:rPr>
-          <w:b/>
-        </w:rPr>
-        <w:t xml:space="preserve"> </w:t>
-      </w:r>
-      <w:r>
-        <w:rPr>
-          <w:b/>
-        </w:rPr>
-        <w:t>Adresse</w:t>
-      </w:r>
-      <w:r>
-        <w:t>, titulaire de la</w:t>
-      </w:r>
-      <w:r>
-        <w:t xml:space="preserve"> CIN n</w:t>
-      </w:r>
-      <w:r>
-        <w:rPr>
-          <w:b/>
-        </w:rPr>
-        <w:t>°</w:t>
-      </w:r>
-      <w:r>
-        <w:rPr>
-          <w:b/>
-        </w:rPr>
-        <w:t xml:space="preserve"> Numéro CIN</w:t>
-      </w:r>
-      <w:r>
-        <w:t xml:space="preserve">, délivrée </w:t>
-      </w:r>
-      <w:r>
-        <w:t xml:space="preserve"> le </w:t>
-      </w:r>
-      <w:r>
-        <w:rPr>
-          <w:b/>
-        </w:rPr>
-        <w:t xml:space="preserve"> </w:t>
-      </w:r>
-      <w:r>
-        <w:rPr>
-          <w:b/>
-        </w:rPr>
-        <w:t>Date CIN</w:t>
-      </w:r>
-      <w:r>
-        <w:t>,</w:t>
-      </w:r>
-      <w:r>
-        <w:t xml:space="preserve"> à</w:t>
-      </w:r>
-      <w:r>
-        <w:t xml:space="preserve"> </w:t>
-      </w:r>
-      <w:r>
-        <w:rPr>
-          <w:b/>
-        </w:rPr>
-        <w:t xml:space="preserve"> </w:t>
-      </w:r>
-      <w:r>
-        <w:rPr>
-          <w:b/>
-        </w:rPr>
-        <w:t>Lieu CIN</w:t>
-      </w:r>
-      <w:r>
-        <w:rPr>
-          <w:b/>
-        </w:rPr>
-        <w:t>.</w:t>
-      </w:r>
-      <w:r>
-        <w:t xml:space="preserve"> </w:t>
-      </w:r>
-    </w:p>
-    <w:p>
-      <w:pPr>
-        <w:spacing w:after="0"/>
-        <w:ind w:left="3540" w:firstLine="708"/>
-        <w:jc w:val="both"/>
-      </w:pPr>
-      <w:r>
-        <w:t xml:space="preserve">Ci-après désigné(e) « L’employé(e) » d’autre part, </w:t>
-      </w:r>
-    </w:p>
-    <w:p>
-      <w:pPr>
-        <w:spacing w:after="0"/>
-        <w:ind w:left="3540" w:firstLine="708"/>
-        <w:jc w:val="both"/>
-      </w:pPr>
-    </w:p>
-    <w:p>
-      <w:pPr>
-        <w:spacing w:after="0"/>
-        <w:jc w:val="both"/>
-      </w:pPr>
-      <w:r>
-        <w:t xml:space="preserve"> </w:t>
-      </w:r>
-      <w:r>
-        <w:t xml:space="preserve">Il a été convenu de </w:t>
-      </w:r>
-      <w:r>
-        <w:t>ce qui suit :</w:t>
-      </w:r>
-    </w:p>
-    <w:p>
-      <w:pPr>
-        <w:spacing w:after="0"/>
-        <w:jc w:val="both"/>
-      </w:pPr>
-    </w:p>
-    <w:p>
-      <w:pPr>
-        <w:spacing w:after="0"/>
-        <w:jc w:val="both"/>
-        <w:rPr>
-          <w:b/>
-        </w:rPr>
-      </w:pPr>
-      <w:r>
-        <w:rPr>
-          <w:u w:val="single"/>
-        </w:rPr>
-        <w:t>Article 1 :</w:t>
-      </w:r>
-      <w:r>
-        <w:t xml:space="preserve"> </w:t>
-      </w:r>
-      <w:r>
-        <w:rPr>
-          <w:b/>
-        </w:rPr>
-        <w:t>Nom et Prénom</w:t>
-      </w:r>
-      <w:r>
-        <w:rPr>
-          <w:b/>
-        </w:rPr>
-        <w:t xml:space="preserve"> </w:t>
-      </w:r>
-      <w:r>
-        <w:t>est engagé</w:t>
-      </w:r>
-      <w:r>
-        <w:t>(e)</w:t>
-      </w:r>
-      <w:r>
-        <w:t xml:space="preserve">  par la société</w:t>
-      </w:r>
-      <w:r>
-        <w:t xml:space="preserve"> en qualité de  </w:t>
-      </w:r>
-      <w:r>
-        <w:rPr>
-          <w:b/>
-        </w:rPr>
-        <w:t>Emploie occupé</w:t>
-      </w:r>
-      <w:r>
-        <w:rPr>
-          <w:b/>
-        </w:rPr>
-        <w:t xml:space="preserve"> </w:t>
-      </w:r>
-      <w:r>
-        <w:t xml:space="preserve"> </w:t>
-      </w:r>
-      <w:r>
-        <w:t>sous le matricule </w:t>
-      </w:r>
-      <w:r>
-        <w:rPr>
-          <w:b/>
-        </w:rPr>
-        <w:t>Numéro Matricule</w:t>
-      </w:r>
-      <w:r>
-        <w:rPr>
-          <w:b/>
+        <w:fldChar w:fldCharType="begin"/>
+      </w:r>
+      <w:r>
+        <w:rPr>
+          <w:b/>
+          <w:bCs/>
+        </w:rPr>
+        <w:instrText xml:space="preserve"> MERGEFIELD D_Fin_ess_en_lettres </w:instrText>
+      </w:r>
+      <w:r>
+        <w:rPr>
+          <w:b/>
+          <w:bCs/>
+        </w:rPr>
+        <w:fldChar w:fldCharType="separate"/>
+      </w:r>
+      <w:r>
+        <w:rPr>
+          <w:b/>
+          <w:bCs/>
           <w:noProof/>
         </w:rPr>
-        <w:t>,</w:t>
-      </w:r>
-      <w:r>
-        <w:t xml:space="preserve"> salaire</w:t>
-      </w:r>
-      <w:r>
-        <w:t xml:space="preserve"> de base</w:t>
-      </w:r>
-      <w:r>
-        <w:t xml:space="preserve"> d’</w:t>
-      </w:r>
-      <w:r>
-        <w:t xml:space="preserve">Ariary </w:t>
-      </w:r>
-      <w:r>
-        <w:rPr>
-          <w:b/>
-        </w:rPr>
-        <w:fldChar w:fldCharType="begin"/>
-      </w:r>
-      <w:r>
-        <w:rPr>
-          <w:b/>
-        </w:rPr>
-        <w:instrText xml:space="preserve"> MERGEFIELD SALAIRE_DE_BASE </w:instrText>
-      </w:r>
-      <w:r>
-        <w:rPr>
-          <w:b/>
-        </w:rPr>
-        <w:instrText>\# « #,00 »</w:instrText>
-      </w:r>
-      <w:r>
-        <w:rPr>
-          <w:b/>
-        </w:rPr>
-        <w:fldChar w:fldCharType="separate"/>
-      </w:r>
-      <w:r>
-        <w:rPr>
-          <w:b/>
-          <w:noProof/>
-        </w:rPr>
-        <w:t xml:space="preserve"> </w:t>
-      </w:r>
-      <w:r>
-        <w:rPr>
-          <w:b/>
-          <w:noProof/>
-        </w:rPr>
-        <w:t>Montant</w:t>
-      </w:r>
-      <w:r>
-        <w:rPr>
-          <w:b/>
-          <w:noProof/>
-        </w:rPr>
-        <w:t xml:space="preserve"> </w:t>
-      </w:r>
-      <w:r>
-        <w:rPr>
-          <w:b/>
+        <w:t>04 septembre 2026</w:t>
+      </w:r>
+      <w:r>
+        <w:rPr>
+          <w:b/>
+          <w:bCs/>
         </w:rPr>
         <w:fldChar w:fldCharType="end"/>
-      </w:r>
-      <w:r>
-        <w:t>,</w:t>
-      </w:r>
-      <w:r>
-        <w:t xml:space="preserve"> catégorie</w:t>
-      </w:r>
-      <w:r>
-        <w:t xml:space="preserve"> professionnelle  </w:t>
-      </w:r>
-      <w:r>
-        <w:rPr>
-          <w:b/>
-        </w:rPr>
-        <w:t>Classification</w:t>
-      </w:r>
-      <w:r>
-        <w:rPr>
-          <w:b/>
-        </w:rPr>
-        <w:t xml:space="preserve"> </w:t>
-      </w:r>
-      <w:r>
-        <w:t>à compter</w:t>
-      </w:r>
-      <w:r>
-        <w:t xml:space="preserve"> du</w:t>
-      </w:r>
-      <w:r>
-        <w:rPr>
-          <w:b/>
-        </w:rPr>
-        <w:t xml:space="preserve"> </w:t>
-      </w:r>
-      <w:r>
-        <w:rPr>
-          <w:b/>
-        </w:rPr>
-        <w:t>Date d’embauhce</w:t>
-      </w:r>
-      <w:r>
-        <w:t>.</w:t>
-      </w:r>
-    </w:p>
-    <w:p>
-      <w:pPr>
-        <w:spacing w:after="0"/>
-        <w:jc w:val="both"/>
-      </w:pPr>
-      <w:r>
-        <w:t xml:space="preserve">  </w:t>
-      </w:r>
-    </w:p>
-    <w:p>
-      <w:pPr>
-        <w:spacing w:after="0"/>
-        <w:jc w:val="both"/>
-      </w:pPr>
-      <w:r>
-        <w:rPr>
-          <w:u w:val="single"/>
-        </w:rPr>
-        <w:t>Article 2 :</w:t>
-      </w:r>
-      <w:r>
-        <w:t xml:space="preserve"> </w:t>
-      </w:r>
-      <w:r>
-        <w:t xml:space="preserve">Le lieu de travail est Antananarivo. </w:t>
-      </w:r>
-      <w:r>
-        <w:t xml:space="preserve">Toutefois, </w:t>
-      </w:r>
-      <w:r>
-        <w:t>le lieu d’emploi peut être transféré dans tout autre lieu où la société exerce une de ses activités, et cela sans changement des conditions de travail.</w:t>
-      </w:r>
-    </w:p>
-    <w:p>
-      <w:pPr>
-        <w:spacing w:after="0"/>
-        <w:jc w:val="both"/>
-      </w:pPr>
-      <w:r>
-        <w:t xml:space="preserve">Toute demande d’affectation pour convenance personnelle est irrecevable. </w:t>
-      </w:r>
-    </w:p>
-    <w:p>
-      <w:pPr>
-        <w:spacing w:after="0"/>
-        <w:jc w:val="both"/>
-      </w:pPr>
-    </w:p>
-    <w:p>
-      <w:pPr>
-        <w:spacing w:after="0"/>
-        <w:jc w:val="both"/>
-      </w:pPr>
-      <w:r>
-        <w:rPr>
-          <w:u w:val="single"/>
-        </w:rPr>
-        <w:t>Article 3 :</w:t>
-      </w:r>
-      <w:r>
-        <w:t xml:space="preserve"> </w:t>
-      </w:r>
-      <w:r>
-        <w:t xml:space="preserve">Le présent contrat est conclu pour une durée </w:t>
-      </w:r>
-      <w:r>
-        <w:t>déterminée de six (06) mois</w:t>
-      </w:r>
-      <w:r>
-        <w:t xml:space="preserve"> renouvelable</w:t>
-      </w:r>
-      <w:r>
-        <w:t xml:space="preserve"> allant du  </w:t>
-      </w:r>
-      <w:r>
-        <w:rPr>
-          <w:b/>
-        </w:rPr>
-        <w:t>Date d’embauhce</w:t>
-      </w:r>
-      <w:r>
-        <w:rPr>
-          <w:b/>
-        </w:rPr>
-        <w:t xml:space="preserve"> </w:t>
-      </w:r>
-      <w:r>
-        <w:t>au</w:t>
-      </w:r>
-      <w:r>
-        <w:rPr>
-          <w:b/>
-        </w:rPr>
-        <w:t xml:space="preserve"> </w:t>
-      </w:r>
-      <w:r>
-        <w:rPr>
-          <w:b/>
-        </w:rPr>
-        <w:t>Date d’embacuhe  + mois</w:t>
-      </w:r>
-      <w:r>
-        <w:t>.</w:t>
-      </w:r>
-    </w:p>
-    <w:p>
-      <w:pPr>
-        <w:spacing w:after="0"/>
-        <w:jc w:val="both"/>
-      </w:pPr>
-      <w:r>
-        <w:t>Toutefois l’employé est soumis à une période d’essai de trois (</w:t>
-      </w:r>
-      <w:r>
-        <w:t>0</w:t>
-      </w:r>
-      <w:r>
-        <w:t xml:space="preserve">3) mois, à compter de la date d’engagement, allant </w:t>
-      </w:r>
-      <w:r>
-        <w:rPr>
-          <w:b/>
-        </w:rPr>
-        <w:t>Date d’embauche</w:t>
-      </w:r>
-      <w:r>
-        <w:rPr>
-          <w:b/>
-        </w:rPr>
-        <w:t xml:space="preserve"> </w:t>
-      </w:r>
-      <w:r>
-        <w:t>au</w:t>
-      </w:r>
-      <w:r>
-        <w:t xml:space="preserve"> </w:t>
-      </w:r>
-      <w:r>
-        <w:rPr>
-          <w:b/>
-          <w:bCs/>
-        </w:rPr>
-        <w:t>Date d’embauche + 3 mois</w:t>
       </w:r>
       <w:r>
         <w:rPr>
@@ -1349,27 +1834,20 @@
         <w:rPr>
           <w:lang w:val="en-US"/>
         </w:rPr>
-        <w:t xml:space="preserve">, Antananarivo 102, izay soloin’Andriamatoa </w:t>
-      </w:r>
-      <w:r>
-        <w:rPr>
-          <w:b/>
-          <w:lang w:val="en-US"/>
-        </w:rPr>
-        <w:t>Lahsen MOUZOUNI</w:t>
-      </w:r>
-      <w:r>
-        <w:rPr>
-          <w:lang w:val="en-US"/>
-        </w:rPr>
-        <w:t xml:space="preserve">, </w:t>
-      </w:r>
-      <w:r>
-        <w:rPr>
-          <w:b/>
-          <w:lang w:val="en-US"/>
-        </w:rPr>
-        <w:t>Co- Gérant</w:t>
+        <w:t>, Antananarivo 102, izay soloin’</w:t>
+      </w:r>
+      <w:r>
+        <w:rPr>
+          <w:lang w:val="en-US"/>
+        </w:rPr>
+        <w:t>I Madame</w:t>
+      </w:r>
+      <w:r>
+        <w:rPr>
+          <w:b/>
+          <w:bCs/>
+        </w:rPr>
+        <w:t xml:space="preserve"> Malgorzata DOMBROWSKA, Gérante Statutaire</w:t>
       </w:r>
       <w:r>
         <w:rPr>
@@ -1460,7 +1938,69 @@
         <w:rPr>
           <w:b/>
         </w:rPr>
-        <w:t xml:space="preserve">Nom et Prénom </w:t>
+        <w:fldChar w:fldCharType="begin"/>
+      </w:r>
+      <w:r>
+        <w:rPr>
+          <w:b/>
+        </w:rPr>
+        <w:instrText xml:space="preserve"> MERGEFIELD Nom </w:instrText>
+      </w:r>
+      <w:r>
+        <w:rPr>
+          <w:b/>
+        </w:rPr>
+        <w:fldChar w:fldCharType="separate"/>
+      </w:r>
+      <w:r>
+        <w:rPr>
+          <w:b/>
+          <w:noProof/>
+        </w:rPr>
+        <w:t>RAZANAMALALA</w:t>
+      </w:r>
+      <w:r>
+        <w:rPr>
+          <w:b/>
+        </w:rPr>
+        <w:fldChar w:fldCharType="end"/>
+      </w:r>
+      <w:r>
+        <w:rPr>
+          <w:b/>
+        </w:rPr>
+        <w:t xml:space="preserve"> </w:t>
+      </w:r>
+      <w:r>
+        <w:rPr>
+          <w:b/>
+        </w:rPr>
+        <w:fldChar w:fldCharType="begin"/>
+      </w:r>
+      <w:r>
+        <w:rPr>
+          <w:b/>
+        </w:rPr>
+        <w:instrText xml:space="preserve"> MERGEFIELD Prénom </w:instrText>
+      </w:r>
+      <w:r>
+        <w:rPr>
+          <w:b/>
+        </w:rPr>
+        <w:fldChar w:fldCharType="separate"/>
+      </w:r>
+      <w:r>
+        <w:rPr>
+          <w:b/>
+          <w:noProof/>
+        </w:rPr>
+        <w:t>Sandra</w:t>
+      </w:r>
+      <w:r>
+        <w:rPr>
+          <w:b/>
+        </w:rPr>
+        <w:fldChar w:fldCharType="end"/>
       </w:r>
       <w:r>
         <w:rPr>
@@ -1479,7 +2019,32 @@
         <w:rPr>
           <w:b/>
         </w:rPr>
-        <w:t>Date de naissace</w:t>
+        <w:fldChar w:fldCharType="begin"/>
+      </w:r>
+      <w:r>
+        <w:rPr>
+          <w:b/>
+        </w:rPr>
+        <w:instrText xml:space="preserve"> MERGEFIELD D_naiss_en_lettres </w:instrText>
+      </w:r>
+      <w:r>
+        <w:rPr>
+          <w:b/>
+        </w:rPr>
+        <w:fldChar w:fldCharType="separate"/>
+      </w:r>
+      <w:r>
+        <w:rPr>
+          <w:b/>
+          <w:noProof/>
+        </w:rPr>
+        <w:t>19 mars 1994</w:t>
+      </w:r>
+      <w:r>
+        <w:rPr>
+          <w:b/>
+        </w:rPr>
+        <w:fldChar w:fldCharType="end"/>
       </w:r>
       <w:r>
         <w:rPr>
@@ -1522,7 +2087,7 @@
           <w:b/>
           <w:noProof/>
         </w:rPr>
-        <w:t xml:space="preserve">Lieu de naissance </w:t>
+        <w:t>Sakambahiny Bemasoandro</w:t>
       </w:r>
       <w:r>
         <w:rPr>
@@ -1560,7 +2125,32 @@
         <w:rPr>
           <w:b/>
         </w:rPr>
-        <w:t>Adresse</w:t>
+        <w:fldChar w:fldCharType="begin"/>
+      </w:r>
+      <w:r>
+        <w:rPr>
+          <w:b/>
+        </w:rPr>
+        <w:instrText xml:space="preserve"> MERGEFIELD Adresse </w:instrText>
+      </w:r>
+      <w:r>
+        <w:rPr>
+          <w:b/>
+        </w:rPr>
+        <w:fldChar w:fldCharType="separate"/>
+      </w:r>
+      <w:r>
+        <w:rPr>
+          <w:b/>
+          <w:noProof/>
+        </w:rPr>
+        <w:t>Lot IT U 41 bis - Andranonahoatra</w:t>
+      </w:r>
+      <w:r>
+        <w:rPr>
+          <w:b/>
+        </w:rPr>
+        <w:fldChar w:fldCharType="end"/>
       </w:r>
       <w:r>
         <w:rPr>
@@ -1592,7 +2182,32 @@
         <w:rPr>
           <w:b/>
         </w:rPr>
-        <w:t>Numéro CIN</w:t>
+        <w:fldChar w:fldCharType="begin"/>
+      </w:r>
+      <w:r>
+        <w:rPr>
+          <w:b/>
+        </w:rPr>
+        <w:instrText xml:space="preserve"> MERGEFIELD CIN </w:instrText>
+      </w:r>
+      <w:r>
+        <w:rPr>
+          <w:b/>
+        </w:rPr>
+        <w:fldChar w:fldCharType="separate"/>
+      </w:r>
+      <w:r>
+        <w:rPr>
+          <w:b/>
+          <w:noProof/>
+        </w:rPr>
+        <w:t>117032017870</w:t>
+      </w:r>
+      <w:r>
+        <w:rPr>
+          <w:b/>
+        </w:rPr>
+        <w:fldChar w:fldCharType="end"/>
       </w:r>
       <w:r>
         <w:rPr>
@@ -1625,7 +2240,32 @@
         <w:rPr>
           <w:b/>
         </w:rPr>
-        <w:t>Date CIN</w:t>
+        <w:fldChar w:fldCharType="begin"/>
+      </w:r>
+      <w:r>
+        <w:rPr>
+          <w:b/>
+        </w:rPr>
+        <w:instrText xml:space="preserve"> MERGEFIELD D_CIN_en_Lettr </w:instrText>
+      </w:r>
+      <w:r>
+        <w:rPr>
+          <w:b/>
+        </w:rPr>
+        <w:fldChar w:fldCharType="separate"/>
+      </w:r>
+      <w:r>
+        <w:rPr>
+          <w:b/>
+          <w:noProof/>
+        </w:rPr>
+        <w:t>29 juillet 2013</w:t>
+      </w:r>
+      <w:r>
+        <w:rPr>
+          <w:b/>
+        </w:rPr>
+        <w:fldChar w:fldCharType="end"/>
       </w:r>
       <w:r>
         <w:rPr>
@@ -1669,86 +2309,476 @@
           <w:b/>
           <w:noProof/>
         </w:rPr>
-        <w:t>Lieu CIN</w:t>
-      </w:r>
-      <w:r>
-        <w:rPr>
-          <w:b/>
+        <w:t>Andranonahoatra</w:t>
+      </w:r>
+      <w:r>
+        <w:rPr>
+          <w:b/>
+        </w:rPr>
+        <w:fldChar w:fldCharType="end"/>
+      </w:r>
+      <w:r>
+        <w:rPr>
+          <w:b/>
+          <w:lang w:val="en-US"/>
+        </w:rPr>
+        <w:t xml:space="preserve">. </w:t>
+      </w:r>
+    </w:p>
+    <w:p>
+      <w:pPr>
+        <w:spacing w:after="0"/>
+        <w:jc w:val="both"/>
+        <w:rPr>
+          <w:b/>
+          <w:lang w:val="en-US"/>
+        </w:rPr>
+      </w:pPr>
+    </w:p>
+    <w:p>
+      <w:pPr>
+        <w:spacing w:after="0"/>
+        <w:ind w:left="3540" w:firstLine="708"/>
+        <w:jc w:val="both"/>
+        <w:rPr>
+          <w:lang w:val="en-US"/>
+        </w:rPr>
+      </w:pPr>
+      <w:r>
+        <w:rPr>
+          <w:lang w:val="en-US"/>
+        </w:rPr>
+        <w:t>Antsoina ihany koa hoe “ny mpiasa” etsy ankilany</w:t>
+      </w:r>
+    </w:p>
+    <w:p>
+      <w:pPr>
+        <w:spacing w:after="0"/>
+        <w:ind w:left="3540" w:firstLine="708"/>
+        <w:jc w:val="both"/>
+        <w:rPr>
+          <w:lang w:val="en-US"/>
+        </w:rPr>
+      </w:pPr>
+    </w:p>
+    <w:p>
+      <w:pPr>
+        <w:spacing w:after="0"/>
+        <w:jc w:val="both"/>
+        <w:rPr>
+          <w:lang w:val="en-US"/>
+        </w:rPr>
+      </w:pPr>
+      <w:r>
+        <w:rPr>
+          <w:lang w:val="en-US"/>
+        </w:rPr>
+        <w:t>Dia mifanaraka fa:</w:t>
+      </w:r>
+    </w:p>
+    <w:p>
+      <w:pPr>
+        <w:spacing w:after="0"/>
+        <w:jc w:val="both"/>
+        <w:rPr>
+          <w:b/>
+          <w:lang w:val="en-US"/>
+        </w:rPr>
+      </w:pPr>
+      <w:r>
+        <w:rPr>
+          <w:u w:val="single"/>
+          <w:lang w:val="en-US"/>
+        </w:rPr>
+        <w:t>And1:</w:t>
+      </w:r>
+      <w:r>
+        <w:rPr>
+          <w:lang w:val="en-US"/>
+        </w:rPr>
+        <w:t xml:space="preserve"> </w:t>
+      </w:r>
+      <w:r>
+        <w:rPr>
+          <w:lang w:val="en-US"/>
+        </w:rPr>
+        <w:fldChar w:fldCharType="begin"/>
+      </w:r>
+      <w:r>
+        <w:rPr>
+          <w:lang w:val="en-US"/>
+        </w:rPr>
+        <w:instrText xml:space="preserve"> MERGEFIELD Nom </w:instrText>
+      </w:r>
+      <w:r>
+        <w:rPr>
+          <w:lang w:val="en-US"/>
+        </w:rPr>
+        <w:fldChar w:fldCharType="separate"/>
+      </w:r>
+      <w:r>
+        <w:rPr>
           <w:noProof/>
-        </w:rPr>
-        <w:t xml:space="preserve"> </w:t>
-      </w:r>
-      <w:r>
-        <w:rPr>
-          <w:b/>
+          <w:lang w:val="en-US"/>
+        </w:rPr>
+        <w:t>RAZANAMALALA</w:t>
+      </w:r>
+      <w:r>
+        <w:rPr>
+          <w:lang w:val="en-US"/>
         </w:rPr>
         <w:fldChar w:fldCharType="end"/>
       </w:r>
       <w:r>
         <w:rPr>
-          <w:b/>
-          <w:lang w:val="en-US"/>
-        </w:rPr>
-        <w:t xml:space="preserve">. </w:t>
-      </w:r>
-    </w:p>
-    <w:p>
-      <w:pPr>
-        <w:spacing w:after="0"/>
-        <w:jc w:val="both"/>
-        <w:rPr>
-          <w:b/>
-          <w:lang w:val="en-US"/>
-        </w:rPr>
-      </w:pPr>
-    </w:p>
-    <w:p>
-      <w:pPr>
-        <w:spacing w:after="0"/>
-        <w:ind w:left="3540" w:firstLine="708"/>
-        <w:jc w:val="both"/>
-        <w:rPr>
-          <w:lang w:val="en-US"/>
-        </w:rPr>
-      </w:pPr>
-      <w:r>
-        <w:rPr>
-          <w:lang w:val="en-US"/>
-        </w:rPr>
-        <w:t>Antsoina ihany koa hoe “ny mpiasa” etsy ankilany</w:t>
-      </w:r>
-    </w:p>
-    <w:p>
-      <w:pPr>
-        <w:spacing w:after="0"/>
-        <w:ind w:left="3540" w:firstLine="708"/>
-        <w:jc w:val="both"/>
-        <w:rPr>
-          <w:lang w:val="en-US"/>
-        </w:rPr>
-      </w:pPr>
-    </w:p>
-    <w:p>
-      <w:pPr>
-        <w:spacing w:after="0"/>
-        <w:jc w:val="both"/>
-        <w:rPr>
-          <w:lang w:val="en-US"/>
-        </w:rPr>
-      </w:pPr>
-      <w:r>
-        <w:rPr>
-          <w:lang w:val="en-US"/>
-        </w:rPr>
-        <w:t>Dia mifanaraka fa:</w:t>
-      </w:r>
-    </w:p>
-    <w:p>
-      <w:pPr>
-        <w:spacing w:after="0"/>
-        <w:jc w:val="both"/>
-        <w:rPr>
-          <w:b/>
+          <w:lang w:val="en-US"/>
+        </w:rPr>
+        <w:t xml:space="preserve"> </w:t>
+      </w:r>
+      <w:r>
+        <w:rPr>
+          <w:lang w:val="en-US"/>
+        </w:rPr>
+        <w:fldChar w:fldCharType="begin"/>
+      </w:r>
+      <w:r>
+        <w:rPr>
+          <w:lang w:val="en-US"/>
+        </w:rPr>
+        <w:instrText xml:space="preserve"> MERGEFIELD Prénom </w:instrText>
+      </w:r>
+      <w:r>
+        <w:rPr>
+          <w:lang w:val="en-US"/>
+        </w:rPr>
+        <w:fldChar w:fldCharType="separate"/>
+      </w:r>
+      <w:r>
+        <w:rPr>
+          <w:noProof/>
+          <w:lang w:val="en-US"/>
+        </w:rPr>
+        <w:t>Sandra</w:t>
+      </w:r>
+      <w:r>
+        <w:rPr>
+          <w:lang w:val="en-US"/>
+        </w:rPr>
+        <w:fldChar w:fldCharType="end"/>
+      </w:r>
+      <w:r>
+        <w:rPr>
+          <w:lang w:val="en-US"/>
+        </w:rPr>
+        <w:t xml:space="preserve"> </w:t>
+      </w:r>
+      <w:r>
+        <w:rPr>
+          <w:lang w:val="en-US"/>
+        </w:rPr>
+        <w:t xml:space="preserve">ary ny asany dia  </w:t>
+      </w:r>
+      <w:r>
+        <w:rPr>
+          <w:b/>
+          <w:lang w:val="en-US"/>
+        </w:rPr>
+        <w:t xml:space="preserve"> </w:t>
+      </w:r>
+      <w:r>
+        <w:rPr>
+          <w:b/>
+          <w:lang w:val="en-US"/>
+        </w:rPr>
+        <w:fldChar w:fldCharType="begin"/>
+      </w:r>
+      <w:r>
+        <w:rPr>
+          <w:b/>
+          <w:lang w:val="en-US"/>
+        </w:rPr>
+        <w:instrText xml:space="preserve"> MERGEFIELD Fonction </w:instrText>
+      </w:r>
+      <w:r>
+        <w:rPr>
+          <w:b/>
+          <w:lang w:val="en-US"/>
+        </w:rPr>
+        <w:fldChar w:fldCharType="separate"/>
+      </w:r>
+      <w:r>
+        <w:rPr>
+          <w:b/>
+          <w:noProof/>
+          <w:lang w:val="en-US"/>
+        </w:rPr>
+        <w:t>Machiniste</w:t>
+      </w:r>
+      <w:r>
+        <w:rPr>
+          <w:b/>
+          <w:lang w:val="en-US"/>
+        </w:rPr>
+        <w:fldChar w:fldCharType="end"/>
+      </w:r>
+      <w:r>
+        <w:rPr>
+          <w:b/>
+          <w:lang w:val="en-US"/>
+        </w:rPr>
+        <w:t xml:space="preserve"> </w:t>
+      </w:r>
+      <w:r>
+        <w:rPr>
+          <w:lang w:val="en-US"/>
+        </w:rPr>
+        <w:t xml:space="preserve"> </w:t>
+      </w:r>
+      <w:r>
+        <w:rPr>
+          <w:lang w:val="en-US"/>
+        </w:rPr>
+        <w:t>mitondra ny laharana </w:t>
+      </w:r>
+      <w:r>
+        <w:rPr>
+          <w:b/>
+          <w:lang w:val="en-US"/>
+        </w:rPr>
+        <w:t xml:space="preserve"> </w:t>
+      </w:r>
+      <w:r>
+        <w:rPr>
+          <w:b/>
+          <w:lang w:val="en-US"/>
+        </w:rPr>
+        <w:fldChar w:fldCharType="begin"/>
+      </w:r>
+      <w:r>
+        <w:rPr>
+          <w:b/>
+          <w:lang w:val="en-US"/>
+        </w:rPr>
+        <w:instrText xml:space="preserve"> MERGEFIELD Matricule </w:instrText>
+      </w:r>
+      <w:r>
+        <w:rPr>
+          <w:b/>
+          <w:lang w:val="en-US"/>
+        </w:rPr>
+        <w:fldChar w:fldCharType="separate"/>
+      </w:r>
+      <w:r>
+        <w:rPr>
+          <w:b/>
+          <w:noProof/>
+          <w:lang w:val="en-US"/>
+        </w:rPr>
+        <w:t>006278</w:t>
+      </w:r>
+      <w:r>
+        <w:rPr>
+          <w:b/>
+          <w:lang w:val="en-US"/>
+        </w:rPr>
+        <w:fldChar w:fldCharType="end"/>
+      </w:r>
+      <w:r>
+        <w:rPr>
+          <w:b/>
+          <w:lang w:val="en-US"/>
+        </w:rPr>
+        <w:t>,</w:t>
+      </w:r>
+      <w:r>
+        <w:rPr>
+          <w:lang w:val="en-US"/>
+        </w:rPr>
+        <w:t xml:space="preserve"> vata-karama  Ariary </w:t>
+      </w:r>
+      <w:r>
+        <w:rPr>
+          <w:b/>
+          <w:lang w:val="en-US"/>
+        </w:rPr>
+        <w:fldChar w:fldCharType="begin"/>
+      </w:r>
+      <w:r>
+        <w:rPr>
+          <w:b/>
+          <w:lang w:val="en-US"/>
+        </w:rPr>
+        <w:instrText xml:space="preserve"> MERGEFIELD SALAIRE_DE_BASE \# « #,00 </w:instrText>
+      </w:r>
+      <w:r>
+        <w:rPr>
+          <w:b/>
+          <w:lang w:val="en-US"/>
+        </w:rPr>
+        <w:fldChar w:fldCharType="separate"/>
+      </w:r>
+      <w:r>
+        <w:rPr>
+          <w:b/>
+          <w:noProof/>
+          <w:lang w:val="en-US"/>
+        </w:rPr>
+        <w:t xml:space="preserve"> </w:t>
+      </w:r>
+      <w:r>
+        <w:rPr>
+          <w:b/>
+          <w:noProof/>
+          <w:lang w:val="en-US"/>
+        </w:rPr>
+        <w:t>309500,00</w:t>
+      </w:r>
+      <w:r>
+        <w:rPr>
+          <w:b/>
+          <w:noProof/>
+          <w:lang w:val="en-US"/>
+        </w:rPr>
+        <w:t xml:space="preserve"> </w:t>
+      </w:r>
+      <w:r>
+        <w:rPr>
+          <w:b/>
+          <w:lang w:val="en-US"/>
+        </w:rPr>
+        <w:fldChar w:fldCharType="end"/>
+      </w:r>
+      <w:r>
+        <w:rPr>
+          <w:lang w:val="en-US"/>
+        </w:rPr>
+        <w:t xml:space="preserve"> </w:t>
+      </w:r>
+      <w:r>
+        <w:rPr>
+          <w:lang w:val="en-US"/>
+        </w:rPr>
+        <w:t>sokajin’asa</w:t>
+      </w:r>
+      <w:r>
+        <w:rPr>
+          <w:b/>
+          <w:lang w:val="en-US"/>
+        </w:rPr>
+        <w:t xml:space="preserve"> </w:t>
+      </w:r>
+      <w:r>
+        <w:rPr>
+          <w:b/>
+          <w:lang w:val="en-US"/>
+        </w:rPr>
+        <w:fldChar w:fldCharType="begin"/>
+      </w:r>
+      <w:r>
+        <w:rPr>
+          <w:b/>
+          <w:lang w:val="en-US"/>
+        </w:rPr>
+        <w:instrText xml:space="preserve"> MERGEFIELD Class </w:instrText>
+      </w:r>
+      <w:r>
+        <w:rPr>
+          <w:b/>
+          <w:lang w:val="en-US"/>
+        </w:rPr>
+        <w:fldChar w:fldCharType="separate"/>
+      </w:r>
+      <w:r>
+        <w:rPr>
+          <w:b/>
+          <w:noProof/>
+          <w:lang w:val="en-US"/>
+        </w:rPr>
+        <w:t>OS1</w:t>
+      </w:r>
+      <w:r>
+        <w:rPr>
+          <w:b/>
+          <w:lang w:val="en-US"/>
+        </w:rPr>
+        <w:fldChar w:fldCharType="end"/>
+      </w:r>
+      <w:r>
+        <w:rPr>
+          <w:lang w:val="en-US"/>
+        </w:rPr>
+        <w:t xml:space="preserve">, manomboka </w:t>
+      </w:r>
+      <w:r>
+        <w:rPr>
+          <w:lang w:val="en-US"/>
+        </w:rPr>
+        <w:t xml:space="preserve"> </w:t>
+      </w:r>
+      <w:r>
+        <w:rPr>
+          <w:b/>
+          <w:lang w:val="en-US"/>
+        </w:rPr>
+        <w:t xml:space="preserve"> </w:t>
+      </w:r>
+      <w:r>
+        <w:rPr>
+          <w:b/>
+          <w:lang w:val="en-US"/>
+        </w:rPr>
+        <w:fldChar w:fldCharType="begin"/>
+      </w:r>
+      <w:r>
+        <w:rPr>
+          <w:b/>
+          <w:lang w:val="en-US"/>
+        </w:rPr>
+        <w:instrText xml:space="preserve"> MERGEFIELD DE_en_LETTRES </w:instrText>
+      </w:r>
+      <w:r>
+        <w:rPr>
+          <w:b/>
+          <w:lang w:val="en-US"/>
+        </w:rPr>
+        <w:fldChar w:fldCharType="separate"/>
+      </w:r>
+      <w:r>
+        <w:rPr>
+          <w:b/>
+          <w:noProof/>
+          <w:lang w:val="en-US"/>
+        </w:rPr>
+        <w:t>04 juin 2026</w:t>
+      </w:r>
+      <w:r>
+        <w:rPr>
+          <w:b/>
+          <w:lang w:val="en-US"/>
+        </w:rPr>
+        <w:fldChar w:fldCharType="end"/>
+      </w:r>
+      <w:r>
+        <w:rPr>
+          <w:lang w:val="en-US"/>
+        </w:rPr>
+        <w:t>.</w:t>
+      </w:r>
+    </w:p>
+    <w:p>
+      <w:pPr>
+        <w:spacing w:after="0"/>
+        <w:jc w:val="both"/>
+        <w:rPr>
+          <w:lang w:val="en-US"/>
+        </w:rPr>
+      </w:pPr>
+    </w:p>
+    <w:p>
+      <w:pPr>
+        <w:spacing w:after="0"/>
+        <w:jc w:val="both"/>
+        <w:rPr>
           <w:lang w:val="en-US"/>
         </w:rPr>
       </w:pPr>
@@ -1757,93 +2787,108 @@
           <w:u w:val="single"/>
           <w:lang w:val="en-US"/>
         </w:rPr>
-        <w:t>And1:</w:t>
-      </w:r>
-      <w:r>
-        <w:rPr>
-          <w:lang w:val="en-US"/>
-        </w:rPr>
-        <w:t xml:space="preserve"> </w:t>
-      </w:r>
-      <w:r>
-        <w:rPr>
-          <w:b/>
-          <w:bCs/>
-          <w:lang w:val="en-US"/>
-        </w:rPr>
-        <w:t>Nom et Prénom</w:t>
-      </w:r>
-      <w:r>
-        <w:rPr>
-          <w:lang w:val="en-US"/>
-        </w:rPr>
-        <w:t xml:space="preserve"> </w:t>
-      </w:r>
-      <w:r>
-        <w:rPr>
-          <w:lang w:val="en-US"/>
-        </w:rPr>
-        <w:t xml:space="preserve">ary ny asany dia  </w:t>
-      </w:r>
-      <w:r>
-        <w:rPr>
-          <w:b/>
-          <w:lang w:val="en-US"/>
-        </w:rPr>
-        <w:t xml:space="preserve"> </w:t>
-      </w:r>
-      <w:r>
-        <w:rPr>
-          <w:b/>
-          <w:lang w:val="en-US"/>
-        </w:rPr>
-        <w:t>Fonction</w:t>
-      </w:r>
-      <w:r>
-        <w:rPr>
-          <w:b/>
-          <w:lang w:val="en-US"/>
-        </w:rPr>
-        <w:t xml:space="preserve"> </w:t>
-      </w:r>
-      <w:r>
-        <w:rPr>
-          <w:lang w:val="en-US"/>
-        </w:rPr>
-        <w:t xml:space="preserve"> </w:t>
-      </w:r>
-      <w:r>
-        <w:rPr>
-          <w:lang w:val="en-US"/>
-        </w:rPr>
-        <w:t>mitondra ny laharana </w:t>
-      </w:r>
-      <w:r>
-        <w:rPr>
-          <w:b/>
-          <w:lang w:val="en-US"/>
-        </w:rPr>
-        <w:t xml:space="preserve"> </w:t>
-      </w:r>
-      <w:r>
-        <w:rPr>
-          <w:b/>
-          <w:lang w:val="en-US"/>
-        </w:rPr>
-        <w:t>Matricule</w:t>
-      </w:r>
-      <w:r>
-        <w:rPr>
-          <w:b/>
-          <w:lang w:val="en-US"/>
-        </w:rPr>
-        <w:t>,</w:t>
-      </w:r>
-      <w:r>
-        <w:rPr>
-          <w:lang w:val="en-US"/>
-        </w:rPr>
-        <w:t xml:space="preserve"> vata-karama  Ariary </w:t>
+        <w:t>And 2</w:t>
+      </w:r>
+      <w:r>
+        <w:rPr>
+          <w:lang w:val="en-US"/>
+        </w:rPr>
+        <w:t xml:space="preserve">: Ny toerana hiasana dia Antananarivo. </w:t>
+      </w:r>
+      <w:r>
+        <w:rPr>
+          <w:lang w:val="en-US"/>
+        </w:rPr>
+        <w:t xml:space="preserve">Mety hiova anefa ny toerana hiasana araka ny toerana izay misy ny asan’ny orinasa </w:t>
+      </w:r>
+      <w:r>
+        <w:rPr>
+          <w:lang w:val="en-US"/>
+        </w:rPr>
+        <w:t xml:space="preserve">ary tsy mampiova ny fepetra rehetra nifanarahana izany. </w:t>
+      </w:r>
+    </w:p>
+    <w:p>
+      <w:pPr>
+        <w:spacing w:after="0"/>
+        <w:jc w:val="both"/>
+        <w:rPr>
+          <w:lang w:val="en-US"/>
+        </w:rPr>
+      </w:pPr>
+      <w:r>
+        <w:rPr>
+          <w:lang w:val="en-US"/>
+        </w:rPr>
+        <w:t>Tsy ekena ny fifindrana izay mety hangatahan’ny mpiasa araka izay mety aminy.</w:t>
+      </w:r>
+    </w:p>
+    <w:p>
+      <w:pPr>
+        <w:spacing w:after="0"/>
+        <w:jc w:val="both"/>
+        <w:rPr>
+          <w:lang w:val="en-US"/>
+        </w:rPr>
+      </w:pPr>
+    </w:p>
+    <w:p>
+      <w:pPr>
+        <w:spacing w:after="0"/>
+        <w:jc w:val="both"/>
+        <w:rPr>
+          <w:lang w:val="en-US"/>
+        </w:rPr>
+      </w:pPr>
+      <w:r>
+        <w:rPr>
+          <w:u w:val="single"/>
+          <w:lang w:val="en-US"/>
+        </w:rPr>
+        <w:t>And 3</w:t>
+      </w:r>
+      <w:r>
+        <w:rPr>
+          <w:lang w:val="en-US"/>
+        </w:rPr>
+        <w:t>: Ity fifanekena momba ny asa ity dia raiketina ho amin’ny fe-potoa</w:t>
+      </w:r>
+      <w:r>
+        <w:rPr>
+          <w:lang w:val="en-US"/>
+        </w:rPr>
+        <w:t xml:space="preserve">na </w:t>
+      </w:r>
+      <w:r>
+        <w:rPr>
+          <w:lang w:val="en-US"/>
+        </w:rPr>
+        <w:t>voafetra</w:t>
+      </w:r>
+      <w:r>
+        <w:rPr>
+          <w:lang w:val="en-US"/>
+        </w:rPr>
+        <w:t xml:space="preserve"> enim-bola (06</w:t>
+      </w:r>
+      <w:r>
+        <w:rPr>
+          <w:lang w:val="en-US"/>
+        </w:rPr>
+        <w:t>) azo</w:t>
+      </w:r>
+      <w:r>
+        <w:rPr>
+          <w:lang w:val="en-US"/>
+        </w:rPr>
+        <w:t xml:space="preserve"> havaozina manomboka ny </w:t>
+      </w:r>
+      <w:r>
+        <w:rPr>
+          <w:b/>
+          <w:lang w:val="en-US"/>
+        </w:rPr>
+        <w:t xml:space="preserve"> </w:t>
       </w:r>
       <w:r>
         <w:rPr>
@@ -1857,7 +2902,7 @@
           <w:b/>
           <w:lang w:val="en-US"/>
         </w:rPr>
-        <w:instrText xml:space="preserve"> MERGEFIELD SALAIRE_DE_BASE \# « #,00 </w:instrText>
+        <w:instrText xml:space="preserve"> MERGEFIELD DE_en_LETTRES </w:instrText>
       </w:r>
       <w:r>
         <w:rPr>
@@ -1872,7 +2917,55 @@
           <w:noProof/>
           <w:lang w:val="en-US"/>
         </w:rPr>
-        <w:t xml:space="preserve"> </w:t>
+        <w:t>04 juin 2026</w:t>
+      </w:r>
+      <w:r>
+        <w:rPr>
+          <w:b/>
+          <w:lang w:val="en-US"/>
+        </w:rPr>
+        <w:fldChar w:fldCharType="end"/>
+      </w:r>
+      <w:r>
+        <w:rPr>
+          <w:b/>
+          <w:lang w:val="en-US"/>
+        </w:rPr>
+        <w:t xml:space="preserve"> </w:t>
+      </w:r>
+      <w:r>
+        <w:rPr>
+          <w:lang w:val="en-US"/>
+        </w:rPr>
+        <w:t>hatramin’ny</w:t>
+      </w:r>
+      <w:r>
+        <w:rPr>
+          <w:b/>
+          <w:lang w:val="en-US"/>
+        </w:rPr>
+        <w:t xml:space="preserve"> </w:t>
+      </w:r>
+      <w:r>
+        <w:rPr>
+          <w:b/>
+          <w:lang w:val="en-US"/>
+        </w:rPr>
+        <w:fldChar w:fldCharType="begin"/>
+      </w:r>
+      <w:r>
+        <w:rPr>
+          <w:b/>
+          <w:lang w:val="en-US"/>
+        </w:rPr>
+        <w:instrText xml:space="preserve"> MERGEFIELD D_Fin_6_en_lettres </w:instrText>
+      </w:r>
+      <w:r>
+        <w:rPr>
+          <w:b/>
+          <w:lang w:val="en-US"/>
+        </w:rPr>
+        <w:fldChar w:fldCharType="separate"/>
       </w:r>
       <w:r>
         <w:rPr>
@@ -1880,7 +2973,75 @@
           <w:noProof/>
           <w:lang w:val="en-US"/>
         </w:rPr>
-        <w:t>Montant</w:t>
+        <w:t>04 décembre 2026</w:t>
+      </w:r>
+      <w:r>
+        <w:rPr>
+          <w:b/>
+          <w:lang w:val="en-US"/>
+        </w:rPr>
+        <w:fldChar w:fldCharType="end"/>
+      </w:r>
+      <w:r>
+        <w:rPr>
+          <w:lang w:val="en-US"/>
+        </w:rPr>
+        <w:t>.</w:t>
+      </w:r>
+    </w:p>
+    <w:p>
+      <w:pPr>
+        <w:spacing w:after="0"/>
+        <w:jc w:val="both"/>
+        <w:rPr>
+          <w:b/>
+          <w:lang w:val="en-US"/>
+        </w:rPr>
+      </w:pPr>
+      <w:r>
+        <w:rPr>
+          <w:lang w:val="en-US"/>
+        </w:rPr>
+        <w:t>Na izany aza, ny mpiasa dia manao andran’as</w:t>
+      </w:r>
+      <w:r>
+        <w:rPr>
+          <w:lang w:val="en-US"/>
+        </w:rPr>
+        <w:t xml:space="preserve">a telo (3) volana manomboka ny </w:t>
+      </w:r>
+      <w:r>
+        <w:rPr>
+          <w:lang w:val="en-US"/>
+        </w:rPr>
+        <w:t xml:space="preserve">vaninandro nidirany niasa izany hoe </w:t>
+      </w:r>
+      <w:r>
+        <w:rPr>
+          <w:lang w:val="en-US"/>
+        </w:rPr>
+        <w:t xml:space="preserve">ny </w:t>
+      </w:r>
+      <w:r>
+        <w:rPr>
+          <w:b/>
+          <w:lang w:val="en-US"/>
+        </w:rPr>
+        <w:fldChar w:fldCharType="begin"/>
+      </w:r>
+      <w:r>
+        <w:rPr>
+          <w:b/>
+          <w:lang w:val="en-US"/>
+        </w:rPr>
+        <w:instrText xml:space="preserve"> MERGEFIELD DE_en_LETTRES </w:instrText>
+      </w:r>
+      <w:r>
+        <w:rPr>
+          <w:b/>
+          <w:lang w:val="en-US"/>
+        </w:rPr>
+        <w:fldChar w:fldCharType="separate"/>
       </w:r>
       <w:r>
         <w:rPr>
@@ -1888,7 +3049,7 @@
           <w:noProof/>
           <w:lang w:val="en-US"/>
         </w:rPr>
-        <w:t xml:space="preserve"> </w:t>
+        <w:t>04 juin 2026</w:t>
       </w:r>
       <w:r>
         <w:rPr>
@@ -1899,58 +3060,63 @@
       </w:r>
       <w:r>
         <w:rPr>
-          <w:lang w:val="en-US"/>
-        </w:rPr>
-        <w:t xml:space="preserve"> </w:t>
-      </w:r>
-      <w:r>
-        <w:rPr>
-          <w:lang w:val="en-US"/>
-        </w:rPr>
-        <w:t>sokajin’asa</w:t>
-      </w:r>
-      <w:r>
-        <w:rPr>
-          <w:b/>
-          <w:lang w:val="en-US"/>
-        </w:rPr>
-        <w:t xml:space="preserve"> </w:t>
-      </w:r>
-      <w:r>
-        <w:rPr>
-          <w:b/>
-          <w:lang w:val="en-US"/>
-        </w:rPr>
-        <w:t>Classification</w:t>
-      </w:r>
-      <w:r>
-        <w:rPr>
-          <w:lang w:val="en-US"/>
-        </w:rPr>
-        <w:t xml:space="preserve">, manomboka </w:t>
-      </w:r>
-      <w:r>
-        <w:rPr>
-          <w:lang w:val="en-US"/>
-        </w:rPr>
-        <w:t xml:space="preserve"> </w:t>
-      </w:r>
-      <w:r>
-        <w:rPr>
-          <w:b/>
-          <w:lang w:val="en-US"/>
-        </w:rPr>
-        <w:t xml:space="preserve"> </w:t>
-      </w:r>
-      <w:r>
-        <w:rPr>
-          <w:b/>
-          <w:lang w:val="en-US"/>
-        </w:rPr>
-        <w:t>Date d’embauche</w:t>
-      </w:r>
-      <w:r>
-        <w:rPr>
+          <w:b/>
+          <w:lang w:val="en-US"/>
+        </w:rPr>
+        <w:t xml:space="preserve"> </w:t>
+      </w:r>
+      <w:r>
+        <w:rPr>
+          <w:lang w:val="en-US"/>
+        </w:rPr>
+        <w:t>hatramin’ny</w:t>
+      </w:r>
+      <w:r>
+        <w:rPr>
+          <w:b/>
+          <w:lang w:val="en-US"/>
+        </w:rPr>
+        <w:t xml:space="preserve"> </w:t>
+      </w:r>
+      <w:r>
+        <w:rPr>
+          <w:b/>
+          <w:lang w:val="en-US"/>
+        </w:rPr>
+        <w:fldChar w:fldCharType="begin"/>
+      </w:r>
+      <w:r>
+        <w:rPr>
+          <w:b/>
+          <w:lang w:val="en-US"/>
+        </w:rPr>
+        <w:instrText xml:space="preserve"> MERGEFIELD D_Fin_ess_en_lettres </w:instrText>
+      </w:r>
+      <w:r>
+        <w:rPr>
+          <w:b/>
+          <w:lang w:val="en-US"/>
+        </w:rPr>
+        <w:fldChar w:fldCharType="separate"/>
+      </w:r>
+      <w:r>
+        <w:rPr>
+          <w:b/>
+          <w:noProof/>
+          <w:lang w:val="en-US"/>
+        </w:rPr>
+        <w:t>04 septembre 2026</w:t>
+      </w:r>
+      <w:r>
+        <w:rPr>
+          <w:b/>
+          <w:lang w:val="en-US"/>
+        </w:rPr>
+        <w:fldChar w:fldCharType="end"/>
+      </w:r>
+      <w:r>
+        <w:rPr>
+          <w:b/>
           <w:lang w:val="en-US"/>
         </w:rPr>
         <w:t>.</w:t>
@@ -1964,247 +3130,6 @@
           <w:lang w:val="en-US"/>
         </w:rPr>
       </w:pPr>
-    </w:p>
-    <w:p>
-      <w:pPr>
-        <w:spacing w:after="0"/>
-        <w:jc w:val="both"/>
-        <w:rPr>
-          <w:lang w:val="en-US"/>
-        </w:rPr>
-      </w:pPr>
-      <w:r>
-        <w:rPr>
-          <w:u w:val="single"/>
-          <w:lang w:val="en-US"/>
-        </w:rPr>
-        <w:t>And 2</w:t>
-      </w:r>
-      <w:r>
-        <w:rPr>
-          <w:lang w:val="en-US"/>
-        </w:rPr>
-        <w:t xml:space="preserve">: Ny toerana hiasana dia Antananarivo. </w:t>
-      </w:r>
-      <w:r>
-        <w:rPr>
-          <w:lang w:val="en-US"/>
-        </w:rPr>
-        <w:t xml:space="preserve">Mety hiova anefa ny toerana hiasana araka ny toerana izay misy ny asan’ny orinasa </w:t>
-      </w:r>
-      <w:r>
-        <w:rPr>
-          <w:lang w:val="en-US"/>
-        </w:rPr>
-        <w:t xml:space="preserve">ary tsy mampiova ny fepetra rehetra nifanarahana izany. </w:t>
-      </w:r>
-    </w:p>
-    <w:p>
-      <w:pPr>
-        <w:spacing w:after="0"/>
-        <w:jc w:val="both"/>
-        <w:rPr>
-          <w:lang w:val="en-US"/>
-        </w:rPr>
-      </w:pPr>
-      <w:r>
-        <w:rPr>
-          <w:lang w:val="en-US"/>
-        </w:rPr>
-        <w:t>Tsy ekena ny fifindrana izay mety hangatahan’ny mpiasa araka izay mety aminy.</w:t>
-      </w:r>
-    </w:p>
-    <w:p>
-      <w:pPr>
-        <w:spacing w:after="0"/>
-        <w:jc w:val="both"/>
-        <w:rPr>
-          <w:lang w:val="en-US"/>
-        </w:rPr>
-      </w:pPr>
-    </w:p>
-    <w:p>
-      <w:pPr>
-        <w:spacing w:after="0"/>
-        <w:jc w:val="both"/>
-        <w:rPr>
-          <w:lang w:val="en-US"/>
-        </w:rPr>
-      </w:pPr>
-      <w:r>
-        <w:rPr>
-          <w:u w:val="single"/>
-          <w:lang w:val="en-US"/>
-        </w:rPr>
-        <w:t>And 3</w:t>
-      </w:r>
-      <w:r>
-        <w:rPr>
-          <w:lang w:val="en-US"/>
-        </w:rPr>
-        <w:t>: Ity fifanekena momba ny asa ity dia raiketina ho amin’ny fe-potoa</w:t>
-      </w:r>
-      <w:r>
-        <w:rPr>
-          <w:lang w:val="en-US"/>
-        </w:rPr>
-        <w:t xml:space="preserve">na </w:t>
-      </w:r>
-      <w:r>
-        <w:rPr>
-          <w:lang w:val="en-US"/>
-        </w:rPr>
-        <w:t>voafetra</w:t>
-      </w:r>
-      <w:r>
-        <w:rPr>
-          <w:lang w:val="en-US"/>
-        </w:rPr>
-        <w:t xml:space="preserve"> enim-bola (06</w:t>
-      </w:r>
-      <w:r>
-        <w:rPr>
-          <w:lang w:val="en-US"/>
-        </w:rPr>
-        <w:t>) azo</w:t>
-      </w:r>
-      <w:r>
-        <w:rPr>
-          <w:lang w:val="en-US"/>
-        </w:rPr>
-        <w:t xml:space="preserve"> havaozina manomboka ny </w:t>
-      </w:r>
-      <w:r>
-        <w:rPr>
-          <w:b/>
-          <w:lang w:val="en-US"/>
-        </w:rPr>
-        <w:t xml:space="preserve"> </w:t>
-      </w:r>
-      <w:r>
-        <w:rPr>
-          <w:b/>
-          <w:lang w:val="en-US"/>
-        </w:rPr>
-        <w:t>Date d’embauche</w:t>
-      </w:r>
-      <w:r>
-        <w:rPr>
-          <w:b/>
-          <w:lang w:val="en-US"/>
-        </w:rPr>
-        <w:t xml:space="preserve"> </w:t>
-      </w:r>
-      <w:r>
-        <w:rPr>
-          <w:lang w:val="en-US"/>
-        </w:rPr>
-        <w:t>hatramin’ny</w:t>
-      </w:r>
-      <w:r>
-        <w:rPr>
-          <w:b/>
-          <w:lang w:val="en-US"/>
-        </w:rPr>
-        <w:t xml:space="preserve"> </w:t>
-      </w:r>
-      <w:r>
-        <w:rPr>
-          <w:b/>
-          <w:lang w:val="en-US"/>
-        </w:rPr>
-        <w:t>Date d’embauche + 6 mois</w:t>
-      </w:r>
-      <w:r>
-        <w:rPr>
-          <w:lang w:val="en-US"/>
-        </w:rPr>
-        <w:t>.</w:t>
-      </w:r>
-    </w:p>
-    <w:p>
-      <w:pPr>
-        <w:spacing w:after="0"/>
-        <w:jc w:val="both"/>
-        <w:rPr>
-          <w:b/>
-          <w:lang w:val="en-US"/>
-        </w:rPr>
-      </w:pPr>
-      <w:r>
-        <w:rPr>
-          <w:lang w:val="en-US"/>
-        </w:rPr>
-        <w:t>Na izany aza, ny mpiasa dia manao andran’as</w:t>
-      </w:r>
-      <w:r>
-        <w:rPr>
-          <w:lang w:val="en-US"/>
-        </w:rPr>
-        <w:t xml:space="preserve">a telo (3) volana manomboka ny </w:t>
-      </w:r>
-      <w:r>
-        <w:rPr>
-          <w:lang w:val="en-US"/>
-        </w:rPr>
-        <w:t xml:space="preserve">vaninandro nidirany niasa izany hoe </w:t>
-      </w:r>
-      <w:r>
-        <w:rPr>
-          <w:lang w:val="en-US"/>
-        </w:rPr>
-        <w:t xml:space="preserve">ny </w:t>
-      </w:r>
-      <w:r>
-        <w:rPr>
-          <w:b/>
-          <w:lang w:val="en-US"/>
-        </w:rPr>
-        <w:t>Date d’embauche</w:t>
-      </w:r>
-      <w:r>
-        <w:rPr>
-          <w:b/>
-          <w:lang w:val="en-US"/>
-        </w:rPr>
-        <w:t xml:space="preserve"> </w:t>
-      </w:r>
-      <w:r>
-        <w:rPr>
-          <w:lang w:val="en-US"/>
-        </w:rPr>
-        <w:t>hatramin’ny</w:t>
-      </w:r>
-      <w:r>
-        <w:rPr>
-          <w:b/>
-          <w:lang w:val="en-US"/>
-        </w:rPr>
-        <w:t xml:space="preserve"> </w:t>
-      </w:r>
-      <w:r>
-        <w:rPr>
-          <w:b/>
-          <w:lang w:val="en-US"/>
-        </w:rPr>
-        <w:t>Date d’embauhce + 3 mois</w:t>
-      </w:r>
-      <w:r>
-        <w:rPr>
-          <w:b/>
-          <w:lang w:val="en-US"/>
-        </w:rPr>
-        <w:t>.</w:t>
-      </w:r>
-    </w:p>
-    <w:p>
-      <w:pPr>
-        <w:spacing w:after="0"/>
-        <w:jc w:val="both"/>
-        <w:rPr>
-          <w:lang w:val="en-US"/>
-        </w:rPr>
-      </w:pPr>
       <w:r>
         <w:rPr>
           <w:lang w:val="en-US"/>
@@ -2330,6 +3255,12 @@
           <w:lang w:val="en-US"/>
         </w:rPr>
         <w:t>atoandro</w:t>
+      </w:r>
+      <w:r>
+        <w:rPr>
+          <w:lang w:val="en-US"/>
+        </w:rPr>
+        <w:t>)</w:t>
       </w:r>
     </w:p>
     <w:p>
@@ -2595,7 +3526,36 @@
           <w:b/>
           <w:bCs/>
         </w:rPr>
-        <w:t>Date d’embauche</w:t>
+        <w:fldChar w:fldCharType="begin"/>
+      </w:r>
+      <w:r>
+        <w:rPr>
+          <w:b/>
+          <w:bCs/>
+        </w:rPr>
+        <w:instrText xml:space="preserve"> MERGEFIELD DE_en_LETTRES </w:instrText>
+      </w:r>
+      <w:r>
+        <w:rPr>
+          <w:b/>
+          <w:bCs/>
+        </w:rPr>
+        <w:fldChar w:fldCharType="separate"/>
+      </w:r>
+      <w:r>
+        <w:rPr>
+          <w:b/>
+          <w:bCs/>
+          <w:noProof/>
+        </w:rPr>
+        <w:t>04 juin 2026</w:t>
+      </w:r>
+      <w:r>
+        <w:rPr>
+          <w:b/>
+          <w:bCs/>
+        </w:rPr>
+        <w:fldChar w:fldCharType="end"/>
       </w:r>
     </w:p>
     <w:p>
@@ -2629,7 +3589,32 @@
         <w:rPr>
           <w:b/>
         </w:rPr>
-        <w:t>Date d’embauhce</w:t>
+        <w:fldChar w:fldCharType="begin"/>
+      </w:r>
+      <w:r>
+        <w:rPr>
+          <w:b/>
+        </w:rPr>
+        <w:instrText xml:space="preserve"> MERGEFIELD DE_en_LETTRES </w:instrText>
+      </w:r>
+      <w:r>
+        <w:rPr>
+          <w:b/>
+        </w:rPr>
+        <w:fldChar w:fldCharType="separate"/>
+      </w:r>
+      <w:r>
+        <w:rPr>
+          <w:b/>
+          <w:noProof/>
+        </w:rPr>
+        <w:t>04 juin 2026</w:t>
+      </w:r>
+      <w:r>
+        <w:rPr>
+          <w:b/>
+        </w:rPr>
+        <w:fldChar w:fldCharType="end"/>
       </w:r>
     </w:p>
     <w:p>
@@ -3355,6 +4340,139 @@
     <w:abstractNumId w:val="0"/>
   </w:num>
 </w:numbering>
+</file>
+
+<file path=word/recipientData.xml><?xml version="1.0" encoding="utf-8"?>
+<wne:recipients xmlns:wpc="http://schemas.microsoft.com/office/word/2010/wordprocessingCanvas" xmlns:cx="http://schemas.microsoft.com/office/drawing/2014/chartex" xmlns:cx1="http://schemas.microsoft.com/office/drawing/2015/9/8/chartex" xmlns:cx2="http://schemas.microsoft.com/office/drawing/2015/10/21/chartex" xmlns:cx3="http://schemas.microsoft.com/office/drawing/2016/5/9/chartex" xmlns:cx4="http://schemas.microsoft.com/office/drawing/2016/5/10/chartex" xmlns:cx5="http://schemas.microsoft.com/office/drawing/2016/5/11/chartex" xmlns:cx6="http://schemas.microsoft.com/office/drawing/2016/5/12/chartex" xmlns:cx7="http://schemas.microsoft.com/office/drawing/2016/5/13/chartex" xmlns:cx8="http://schemas.microsoft.com/office/drawing/2016/5/14/chartex" xmlns:mc="http://schemas.openxmlformats.org/markup-compatibility/2006" xmlns:aink="http://schemas.microsoft.com/office/drawing/2016/ink" xmlns:am3d="http://schemas.microsoft.com/office/drawing/2017/model3d" xmlns:o="urn:schemas-microsoft-com:office:office" xmlns:r="http://schemas.openxmlformats.org/officeDocument/2006/relationships" xmlns:m="http://schemas.openxmlformats.org/officeDocument/2006/math" xmlns:v="urn:schemas-microsoft-com:vml" xmlns:wp14="http://schemas.microsoft.com/office/word/2010/wordprocessingDrawing" xmlns:wp="http://schemas.openxmlformats.org/drawingml/2006/wordprocessingDrawing" xmlns:w10="urn:schemas-microsoft-com:office:word" xmlns:w="http://schemas.openxmlformats.org/wordprocessingml/2006/main" xmlns:w14="http://schemas.microsoft.com/office/word/2010/wordml" xmlns:w15="http://schemas.microsoft.com/office/word/2012/wordml" xmlns:w16cex="http://schemas.microsoft.com/office/word/2018/wordml/cex" xmlns:w16cid="http://schemas.microsoft.com/office/word/2016/wordml/cid" xmlns:w16="http://schemas.microsoft.com/office/word/2018/wordml" xmlns:w16sdtdh="http://schemas.microsoft.com/office/word/2020/wordml/sdtdatahash" xmlns:w16se="http://schemas.microsoft.com/office/word/2015/wordml/symex" xmlns:wpg="http://schemas.microsoft.com/office/word/2010/wordprocessingGroup" xmlns:wpi="http://schemas.microsoft.com/office/word/2010/wordprocessingInk" xmlns:wne="http://schemas.microsoft.com/office/word/2006/wordml" xmlns:wps="http://schemas.microsoft.com/office/word/2010/wordprocessingShape" mc:Ignorable="w14 w15 w16se w16cid w16 w16cex w16sdtdh wp14">
+  <wne:recipientData>
+    <wne:active wne:val="1"/>
+    <wne:hash wne:val="1274538999"/>
+  </wne:recipientData>
+  <wne:recipientData>
+    <wne:active wne:val="1"/>
+    <wne:hash wne:val="-1073148876"/>
+  </wne:recipientData>
+  <wne:recipientData>
+    <wne:active wne:val="1"/>
+    <wne:hash wne:val="1687883850"/>
+  </wne:recipientData>
+  <wne:recipientData>
+    <wne:active wne:val="1"/>
+    <wne:hash wne:val="-605650745"/>
+  </wne:recipientData>
+  <wne:recipientData>
+    <wne:active wne:val="1"/>
+    <wne:hash wne:val="-989170017"/>
+  </wne:recipientData>
+  <wne:recipientData>
+    <wne:active wne:val="1"/>
+    <wne:hash wne:val="599708875"/>
+  </wne:recipientData>
+  <wne:recipientData>
+    <wne:active wne:val="1"/>
+    <wne:hash wne:val="513638063"/>
+  </wne:recipientData>
+  <wne:recipientData>
+    <wne:active wne:val="1"/>
+    <wne:hash wne:val="740594619"/>
+  </wne:recipientData>
+  <wne:recipientData>
+    <wne:active wne:val="1"/>
+    <wne:hash wne:val="-656626986"/>
+  </wne:recipientData>
+  <wne:recipientData>
+    <wne:active wne:val="1"/>
+    <wne:hash wne:val="-305128404"/>
+  </wne:recipientData>
+  <wne:recipientData>
+    <wne:active wne:val="1"/>
+    <wne:hash wne:val="-305128404"/>
+  </wne:recipientData>
+  <wne:recipientData>
+    <wne:active wne:val="1"/>
+    <wne:hash wne:val="-305128404"/>
+  </wne:recipientData>
+  <wne:recipientData>
+    <wne:active wne:val="1"/>
+    <wne:hash wne:val="-305128404"/>
+  </wne:recipientData>
+  <wne:recipientData>
+    <wne:active wne:val="1"/>
+    <wne:hash wne:val="-305128404"/>
+  </wne:recipientData>
+  <wne:recipientData>
+    <wne:active wne:val="1"/>
+    <wne:hash wne:val="-305128404"/>
+  </wne:recipientData>
+  <wne:recipientData>
+    <wne:active wne:val="1"/>
+    <wne:hash wne:val="-305128404"/>
+  </wne:recipientData>
+  <wne:recipientData>
+    <wne:active wne:val="1"/>
+    <wne:hash wne:val="-305128404"/>
+  </wne:recipientData>
+  <wne:recipientData>
+    <wne:active wne:val="1"/>
+    <wne:hash wne:val="-305128404"/>
+  </wne:recipientData>
+  <wne:recipientData>
+    <wne:active wne:val="1"/>
+    <wne:hash wne:val="-305128404"/>
+  </wne:recipientData>
+  <wne:recipientData>
+    <wne:active wne:val="1"/>
+    <wne:hash wne:val="-305128404"/>
+  </wne:recipientData>
+  <wne:recipientData>
+    <wne:active wne:val="1"/>
+    <wne:hash wne:val="-305128404"/>
+  </wne:recipientData>
+  <wne:recipientData>
+    <wne:active wne:val="1"/>
+    <wne:hash wne:val="175735725"/>
+  </wne:recipientData>
+  <wne:recipientData>
+    <wne:active wne:val="1"/>
+    <wne:hash wne:val="175735725"/>
+  </wne:recipientData>
+  <wne:recipientData>
+    <wne:active wne:val="1"/>
+    <wne:hash wne:val="175735725"/>
+  </wne:recipientData>
+  <wne:recipientData>
+    <wne:active wne:val="1"/>
+    <wne:hash wne:val="175735725"/>
+  </wne:recipientData>
+  <wne:recipientData>
+    <wne:active wne:val="1"/>
+    <wne:hash wne:val="175735725"/>
+  </wne:recipientData>
+  <wne:recipientData>
+    <wne:active wne:val="1"/>
+    <wne:hash wne:val="175735725"/>
+  </wne:recipientData>
+  <wne:recipientData>
+    <wne:active wne:val="1"/>
+    <wne:hash wne:val="175735725"/>
+  </wne:recipientData>
+  <wne:recipientData>
+    <wne:active wne:val="1"/>
+    <wne:hash wne:val="175735725"/>
+  </wne:recipientData>
+  <wne:recipientData>
+    <wne:active wne:val="1"/>
+    <wne:hash wne:val="175735725"/>
+  </wne:recipientData>
+  <wne:recipientData>
+    <wne:active wne:val="1"/>
+    <wne:hash wne:val="175735725"/>
+  </wne:recipientData>
+  <wne:recipientData>
+    <wne:active wne:val="1"/>
+    <wne:hash wne:val="175735725"/>
+  </wne:recipientData>
+</wne:recipients>
 </file>
 
 <file path=word/styles.xml><?xml version="1.0" encoding="utf-8"?>
@@ -4024,7 +5142,6 @@
     <w:rsid w:val="005A36EB"/>
     <w:rsid w:val="005B3308"/>
     <w:rsid w:val="005C06A6"/>
-    <w:rsid w:val="005F2825"/>
     <w:rsid w:val="0061463B"/>
     <w:rsid w:val="00622EDD"/>
     <w:rsid w:val="006531B9"/>
